--- a/src/lib/report/bbbg-nhnn.docx
+++ b/src/lib/report/bbbg-nhnn.docx
@@ -1313,7 +1313,7 @@
       </w:r>
     </w:p>
     <w:sectPr>
-      <w:pgSz w:w="12240" w:h="15840"/>
+      <w:pgSz w:w="11906" w:h="16838"/>
       <w:pgMar w:top="568" w:right="900" w:bottom="426" w:left="1985" w:header="720" w:footer="720" w:gutter="0"/>
       <w:cols w:space="720"/>
       <w:docGrid w:linePitch="360"/>
